--- a/RT/РТ (УП11) пара 10 ст Ермилов Д.Е..docx
+++ b/RT/РТ (УП11) пара 10 ст Ермилов Д.Е..docx
@@ -69,7 +69,7 @@
           <w:rFonts w:ascii="Segoe UI" w:hAnsi="Segoe UI" w:cs="Segoe UI"/>
           <w:color w:val="0F1115"/>
         </w:rPr>
-        <w:t> 09.02.07 Информационные системы и программирование</w:t>
+        <w:t xml:space="preserve"> 09.02.07 Информационные системы и программирование</w:t>
       </w:r>
       <w:r>
         <w:rPr>
@@ -91,7 +91,7 @@
           <w:rFonts w:ascii="Segoe UI" w:hAnsi="Segoe UI" w:cs="Segoe UI"/>
           <w:color w:val="0F1115"/>
         </w:rPr>
-        <w:t> «Сохранение ER-диаграммы в PDF. Проверка ключей и связей»</w:t>
+        <w:t xml:space="preserve"> «Сохранение ER-диаграммы в PDF. Проверка ключей и связей»</w:t>
       </w:r>
       <w:r>
         <w:rPr>
@@ -113,7 +113,7 @@
           <w:rFonts w:ascii="Segoe UI" w:hAnsi="Segoe UI" w:cs="Segoe UI"/>
           <w:color w:val="0F1115"/>
         </w:rPr>
-        <w:t> 90 минут</w:t>
+        <w:t xml:space="preserve"> 90 минут</w:t>
       </w:r>
       <w:r>
         <w:rPr>
@@ -135,7 +135,7 @@
           <w:rFonts w:ascii="Segoe UI" w:hAnsi="Segoe UI" w:cs="Segoe UI"/>
           <w:color w:val="0F1115"/>
         </w:rPr>
-        <w:t> 15.10.2026</w:t>
+        <w:t xml:space="preserve"> 15.10.2026</w:t>
       </w:r>
       <w:r>
         <w:rPr>
@@ -179,7 +179,7 @@
           <w:rFonts w:ascii="Segoe UI" w:hAnsi="Segoe UI" w:cs="Segoe UI"/>
           <w:color w:val="0F1115"/>
         </w:rPr>
-        <w:t> ЗИП-1-24</w:t>
+        <w:t xml:space="preserve"> 3ИП-1-24</w:t>
       </w:r>
     </w:p>
     <w:p>
@@ -827,7 +827,7 @@
                 <w:szCs w:val="23"/>
                 <w:lang w:val="en-US"/>
               </w:rPr>
-              <w:t>, </w:t>
+              <w:t xml:space="preserve">, </w:t>
             </w:r>
             <w:hyperlink r:id="rId5" w:tgtFrame="_blank" w:history="1">
               <w:r>
@@ -875,7 +875,6 @@
           <w:sz w:val="33"/>
           <w:szCs w:val="33"/>
         </w:rPr>
-        <w:lastRenderedPageBreak/>
         <w:t>🎯</w:t>
       </w:r>
       <w:r>
@@ -1115,7 +1114,7 @@
           <w:rFonts w:ascii="Segoe UI" w:hAnsi="Segoe UI" w:cs="Segoe UI"/>
           <w:color w:val="0F1115"/>
         </w:rPr>
-        <w:t> (Portable Document Format) — формат для хранения документов.</w:t>
+        <w:t xml:space="preserve"> (Portable Document Format) — формат для хранения документов.</w:t>
       </w:r>
     </w:p>
     <w:p>
@@ -1596,7 +1595,7 @@
           <w:rFonts w:ascii="Segoe UI" w:hAnsi="Segoe UI" w:cs="Segoe UI"/>
           <w:color w:val="0F1115"/>
         </w:rPr>
-        <w:t> — первичный ключ. Уникальный идентификатор строки.</w:t>
+        <w:t xml:space="preserve"> — первичный ключ. Уникальный идентификатор строки.</w:t>
       </w:r>
     </w:p>
     <w:p>
@@ -1622,7 +1621,7 @@
           <w:rFonts w:ascii="Segoe UI" w:hAnsi="Segoe UI" w:cs="Segoe UI"/>
           <w:color w:val="0F1115"/>
         </w:rPr>
-        <w:t> — внешний ключ. Ссылка на PK другой таблицы.</w:t>
+        <w:t xml:space="preserve"> — внешний ключ. Ссылка на PK другой таблицы.</w:t>
       </w:r>
     </w:p>
     <w:p>
@@ -1663,7 +1662,6 @@
           <w:rFonts w:ascii="Segoe UI" w:hAnsi="Segoe UI" w:cs="Segoe UI"/>
           <w:color w:val="0F1115"/>
         </w:rPr>
-        <w:lastRenderedPageBreak/>
         <w:t>PK должен быть:</w:t>
       </w:r>
     </w:p>
@@ -3013,7 +3011,6 @@
                 <w:sz w:val="23"/>
                 <w:szCs w:val="23"/>
               </w:rPr>
-              <w:lastRenderedPageBreak/>
               <w:t>№</w:t>
             </w:r>
           </w:p>
@@ -4481,7 +4478,6 @@
                 <w:sz w:val="23"/>
                 <w:szCs w:val="23"/>
               </w:rPr>
-              <w:lastRenderedPageBreak/>
               <w:t>№</w:t>
             </w:r>
           </w:p>
@@ -6348,7 +6344,6 @@
                 <w:sz w:val="23"/>
                 <w:szCs w:val="23"/>
               </w:rPr>
-              <w:lastRenderedPageBreak/>
               <w:t>6</w:t>
             </w:r>
           </w:p>
@@ -7546,7 +7541,7 @@
           <w:rFonts w:ascii="Segoe UI" w:hAnsi="Segoe UI" w:cs="Segoe UI"/>
           <w:color w:val="0F1115"/>
         </w:rPr>
-        <w:t> </w:t>
+        <w:t xml:space="preserve"> </w:t>
       </w:r>
       <w:r>
         <w:rPr>
@@ -7570,11 +7565,7 @@
           <w:rFonts w:ascii="Times New Roman" w:hAnsi="Times New Roman" w:cs="Times New Roman"/>
         </w:rPr>
       </w:pPr>
-      <w:r>
-        <w:pict w14:anchorId="7C1B9DAC">
-          <v:rect id="_x0000_i1027" style="width:0;height:.75pt" o:hralign="center" o:hrstd="t" o:hr="t" fillcolor="#a0a0a0" stroked="f"/>
-        </w:pict>
-      </w:r>
+      <w:r/>
     </w:p>
     <w:p>
       <w:pPr>
@@ -7652,7 +7643,7 @@
           <w:rFonts w:ascii="Segoe UI" w:hAnsi="Segoe UI" w:cs="Segoe UI"/>
           <w:color w:val="0F1115"/>
         </w:rPr>
-        <w:t> Откройте </w:t>
+        <w:t xml:space="preserve"> Откройте </w:t>
       </w:r>
       <w:hyperlink r:id="rId6" w:tgtFrame="_blank" w:history="1">
         <w:r>
@@ -7716,7 +7707,6 @@
                 <w:sz w:val="23"/>
                 <w:szCs w:val="23"/>
               </w:rPr>
-              <w:lastRenderedPageBreak/>
               <w:t>№</w:t>
             </w:r>
           </w:p>
@@ -8197,38 +8187,6 @@
           <w:rFonts w:ascii="Segoe UI" w:hAnsi="Segoe UI" w:cs="Segoe UI"/>
           <w:color w:val="0F1115"/>
         </w:rPr>
-        <w:drawing>
-          <wp:inline xmlns:a="http://schemas.openxmlformats.org/drawingml/2006/main" xmlns:pic="http://schemas.openxmlformats.org/drawingml/2006/picture">
-            <wp:extent cx="5940000" cy="3103650"/>
-            <wp:docPr id="1" name="Picture 1"/>
-            <wp:cNvGraphicFramePr>
-              <a:graphicFrameLocks noChangeAspect="1"/>
-            </wp:cNvGraphicFramePr>
-            <a:graphic>
-              <a:graphicData uri="http://schemas.openxmlformats.org/drawingml/2006/picture">
-                <pic:pic>
-                  <pic:nvPicPr>
-                    <pic:cNvPr id="0" name="1.1.png"/>
-                    <pic:cNvPicPr/>
-                  </pic:nvPicPr>
-                  <pic:blipFill>
-                    <a:blip r:embed="rId15"/>
-                    <a:stretch>
-                      <a:fillRect/>
-                    </a:stretch>
-                  </pic:blipFill>
-                  <pic:spPr>
-                    <a:xfrm>
-                      <a:off x="0" y="0"/>
-                      <a:ext cx="5940000" cy="3103650"/>
-                    </a:xfrm>
-                    <a:prstGeom prst="rect"/>
-                  </pic:spPr>
-                </pic:pic>
-              </a:graphicData>
-            </a:graphic>
-          </wp:inline>
-        </w:drawing>
       </w:r>
     </w:p>
     <w:p>
@@ -8276,7 +8234,7 @@
           <w:rFonts w:ascii="Segoe UI" w:hAnsi="Segoe UI" w:cs="Segoe UI"/>
           <w:color w:val="0F1115"/>
         </w:rPr>
-        <w:t> Проверьте, все ли таблицы есть:</w:t>
+        <w:t xml:space="preserve"> Проверьте, все ли таблицы есть:</w:t>
       </w:r>
     </w:p>
     <w:tbl>
@@ -9245,38 +9203,6 @@
           <w:rFonts w:ascii="Segoe UI" w:hAnsi="Segoe UI" w:cs="Segoe UI"/>
           <w:color w:val="0F1115"/>
         </w:rPr>
-        <w:drawing>
-          <wp:inline xmlns:a="http://schemas.openxmlformats.org/drawingml/2006/main" xmlns:pic="http://schemas.openxmlformats.org/drawingml/2006/picture">
-            <wp:extent cx="5940000" cy="3103650"/>
-            <wp:docPr id="2" name="Picture 2"/>
-            <wp:cNvGraphicFramePr>
-              <a:graphicFrameLocks noChangeAspect="1"/>
-            </wp:cNvGraphicFramePr>
-            <a:graphic>
-              <a:graphicData uri="http://schemas.openxmlformats.org/drawingml/2006/picture">
-                <pic:pic>
-                  <pic:nvPicPr>
-                    <pic:cNvPr id="0" name="2.1.png"/>
-                    <pic:cNvPicPr/>
-                  </pic:nvPicPr>
-                  <pic:blipFill>
-                    <a:blip r:embed="rId16"/>
-                    <a:stretch>
-                      <a:fillRect/>
-                    </a:stretch>
-                  </pic:blipFill>
-                  <pic:spPr>
-                    <a:xfrm>
-                      <a:off x="0" y="0"/>
-                      <a:ext cx="5940000" cy="3103650"/>
-                    </a:xfrm>
-                    <a:prstGeom prst="rect"/>
-                  </pic:spPr>
-                </pic:pic>
-              </a:graphicData>
-            </a:graphic>
-          </wp:inline>
-        </w:drawing>
       </w:r>
     </w:p>
     <w:p>
@@ -9302,7 +9228,7 @@
           <w:rFonts w:ascii="Segoe UI" w:hAnsi="Segoe UI" w:cs="Segoe UI"/>
           <w:color w:val="0F1115"/>
         </w:rPr>
-        <w:t> Проверьте названия таблиц:</w:t>
+        <w:t xml:space="preserve"> Проверьте названия таблиц:</w:t>
       </w:r>
     </w:p>
     <w:tbl>
@@ -10271,38 +10197,6 @@
           <w:rFonts w:ascii="Segoe UI" w:hAnsi="Segoe UI" w:cs="Segoe UI"/>
           <w:color w:val="0F1115"/>
         </w:rPr>
-        <w:drawing>
-          <wp:inline xmlns:a="http://schemas.openxmlformats.org/drawingml/2006/main" xmlns:pic="http://schemas.openxmlformats.org/drawingml/2006/picture">
-            <wp:extent cx="5940000" cy="3103650"/>
-            <wp:docPr id="3" name="Picture 3"/>
-            <wp:cNvGraphicFramePr>
-              <a:graphicFrameLocks noChangeAspect="1"/>
-            </wp:cNvGraphicFramePr>
-            <a:graphic>
-              <a:graphicData uri="http://schemas.openxmlformats.org/drawingml/2006/picture">
-                <pic:pic>
-                  <pic:nvPicPr>
-                    <pic:cNvPr id="0" name="2.2.png"/>
-                    <pic:cNvPicPr/>
-                  </pic:nvPicPr>
-                  <pic:blipFill>
-                    <a:blip r:embed="rId17"/>
-                    <a:stretch>
-                      <a:fillRect/>
-                    </a:stretch>
-                  </pic:blipFill>
-                  <pic:spPr>
-                    <a:xfrm>
-                      <a:off x="0" y="0"/>
-                      <a:ext cx="5940000" cy="3103650"/>
-                    </a:xfrm>
-                    <a:prstGeom prst="rect"/>
-                  </pic:spPr>
-                </pic:pic>
-              </a:graphicData>
-            </a:graphic>
-          </wp:inline>
-        </w:drawing>
       </w:r>
     </w:p>
     <w:p>
@@ -10350,7 +10244,7 @@
           <w:rFonts w:ascii="Segoe UI" w:hAnsi="Segoe UI" w:cs="Segoe UI"/>
           <w:color w:val="0F1115"/>
         </w:rPr>
-        <w:t> Проверьте, у каждой ли таблицы есть PK:</w:t>
+        <w:t xml:space="preserve"> Проверьте, у каждой ли таблицы есть PK:</w:t>
       </w:r>
     </w:p>
     <w:tbl>
@@ -10404,7 +10298,6 @@
                 <w:sz w:val="23"/>
                 <w:szCs w:val="23"/>
               </w:rPr>
-              <w:lastRenderedPageBreak/>
               <w:t>№</w:t>
             </w:r>
           </w:p>
@@ -11603,38 +11496,6 @@
           <w:rFonts w:ascii="Segoe UI" w:hAnsi="Segoe UI" w:cs="Segoe UI"/>
           <w:color w:val="0F1115"/>
         </w:rPr>
-        <w:drawing>
-          <wp:inline xmlns:a="http://schemas.openxmlformats.org/drawingml/2006/main" xmlns:pic="http://schemas.openxmlformats.org/drawingml/2006/picture">
-            <wp:extent cx="5940000" cy="3103650"/>
-            <wp:docPr id="4" name="Picture 4"/>
-            <wp:cNvGraphicFramePr>
-              <a:graphicFrameLocks noChangeAspect="1"/>
-            </wp:cNvGraphicFramePr>
-            <a:graphic>
-              <a:graphicData uri="http://schemas.openxmlformats.org/drawingml/2006/picture">
-                <pic:pic>
-                  <pic:nvPicPr>
-                    <pic:cNvPr id="0" name="3.1.png"/>
-                    <pic:cNvPicPr/>
-                  </pic:nvPicPr>
-                  <pic:blipFill>
-                    <a:blip r:embed="rId18"/>
-                    <a:stretch>
-                      <a:fillRect/>
-                    </a:stretch>
-                  </pic:blipFill>
-                  <pic:spPr>
-                    <a:xfrm>
-                      <a:off x="0" y="0"/>
-                      <a:ext cx="5940000" cy="3103650"/>
-                    </a:xfrm>
-                    <a:prstGeom prst="rect"/>
-                  </pic:spPr>
-                </pic:pic>
-              </a:graphicData>
-            </a:graphic>
-          </wp:inline>
-        </w:drawing>
       </w:r>
     </w:p>
     <w:p>
@@ -11660,7 +11521,7 @@
           <w:rFonts w:ascii="Segoe UI" w:hAnsi="Segoe UI" w:cs="Segoe UI"/>
           <w:color w:val="0F1115"/>
         </w:rPr>
-        <w:t> Проверьте свойства PK:</w:t>
+        <w:t xml:space="preserve"> Проверьте свойства PK:</w:t>
       </w:r>
     </w:p>
     <w:tbl>
@@ -13195,38 +13056,6 @@
           <w:rFonts w:ascii="Segoe UI" w:hAnsi="Segoe UI" w:cs="Segoe UI"/>
           <w:color w:val="0F1115"/>
         </w:rPr>
-        <w:drawing>
-          <wp:inline xmlns:a="http://schemas.openxmlformats.org/drawingml/2006/main" xmlns:pic="http://schemas.openxmlformats.org/drawingml/2006/picture">
-            <wp:extent cx="5940000" cy="3103650"/>
-            <wp:docPr id="5" name="Picture 5"/>
-            <wp:cNvGraphicFramePr>
-              <a:graphicFrameLocks noChangeAspect="1"/>
-            </wp:cNvGraphicFramePr>
-            <a:graphic>
-              <a:graphicData uri="http://schemas.openxmlformats.org/drawingml/2006/picture">
-                <pic:pic>
-                  <pic:nvPicPr>
-                    <pic:cNvPr id="0" name="3.2.png"/>
-                    <pic:cNvPicPr/>
-                  </pic:nvPicPr>
-                  <pic:blipFill>
-                    <a:blip r:embed="rId19"/>
-                    <a:stretch>
-                      <a:fillRect/>
-                    </a:stretch>
-                  </pic:blipFill>
-                  <pic:spPr>
-                    <a:xfrm>
-                      <a:off x="0" y="0"/>
-                      <a:ext cx="5940000" cy="3103650"/>
-                    </a:xfrm>
-                    <a:prstGeom prst="rect"/>
-                  </pic:spPr>
-                </pic:pic>
-              </a:graphicData>
-            </a:graphic>
-          </wp:inline>
-        </w:drawing>
       </w:r>
     </w:p>
     <w:p>
@@ -13274,7 +13103,7 @@
           <w:rFonts w:ascii="Segoe UI" w:hAnsi="Segoe UI" w:cs="Segoe UI"/>
           <w:color w:val="0F1115"/>
         </w:rPr>
-        <w:t> Проверьте, все ли FK обозначены:</w:t>
+        <w:t xml:space="preserve"> Проверьте, все ли FK обозначены:</w:t>
       </w:r>
     </w:p>
     <w:tbl>
@@ -14526,38 +14355,6 @@
           <w:rFonts w:ascii="Segoe UI" w:hAnsi="Segoe UI" w:cs="Segoe UI"/>
           <w:color w:val="0F1115"/>
         </w:rPr>
-        <w:drawing>
-          <wp:inline xmlns:a="http://schemas.openxmlformats.org/drawingml/2006/main" xmlns:pic="http://schemas.openxmlformats.org/drawingml/2006/picture">
-            <wp:extent cx="5940000" cy="3103650"/>
-            <wp:docPr id="6" name="Picture 6"/>
-            <wp:cNvGraphicFramePr>
-              <a:graphicFrameLocks noChangeAspect="1"/>
-            </wp:cNvGraphicFramePr>
-            <a:graphic>
-              <a:graphicData uri="http://schemas.openxmlformats.org/drawingml/2006/picture">
-                <pic:pic>
-                  <pic:nvPicPr>
-                    <pic:cNvPr id="0" name="4.1.png"/>
-                    <pic:cNvPicPr/>
-                  </pic:nvPicPr>
-                  <pic:blipFill>
-                    <a:blip r:embed="rId20"/>
-                    <a:stretch>
-                      <a:fillRect/>
-                    </a:stretch>
-                  </pic:blipFill>
-                  <pic:spPr>
-                    <a:xfrm>
-                      <a:off x="0" y="0"/>
-                      <a:ext cx="5940000" cy="3103650"/>
-                    </a:xfrm>
-                    <a:prstGeom prst="rect"/>
-                  </pic:spPr>
-                </pic:pic>
-              </a:graphicData>
-            </a:graphic>
-          </wp:inline>
-        </w:drawing>
       </w:r>
     </w:p>
     <w:p>
@@ -14583,7 +14380,7 @@
           <w:rFonts w:ascii="Segoe UI" w:hAnsi="Segoe UI" w:cs="Segoe UI"/>
           <w:color w:val="0F1115"/>
         </w:rPr>
-        <w:t> Проверьте свойства FK:</w:t>
+        <w:t xml:space="preserve"> Проверьте свойства FK:</w:t>
       </w:r>
     </w:p>
     <w:tbl>
@@ -15647,38 +15444,6 @@
           <w:rFonts w:ascii="Segoe UI" w:hAnsi="Segoe UI" w:cs="Segoe UI"/>
           <w:color w:val="0F1115"/>
         </w:rPr>
-        <w:drawing>
-          <wp:inline xmlns:a="http://schemas.openxmlformats.org/drawingml/2006/main" xmlns:pic="http://schemas.openxmlformats.org/drawingml/2006/picture">
-            <wp:extent cx="5940000" cy="3103650"/>
-            <wp:docPr id="7" name="Picture 7"/>
-            <wp:cNvGraphicFramePr>
-              <a:graphicFrameLocks noChangeAspect="1"/>
-            </wp:cNvGraphicFramePr>
-            <a:graphic>
-              <a:graphicData uri="http://schemas.openxmlformats.org/drawingml/2006/picture">
-                <pic:pic>
-                  <pic:nvPicPr>
-                    <pic:cNvPr id="0" name="4.2.png"/>
-                    <pic:cNvPicPr/>
-                  </pic:nvPicPr>
-                  <pic:blipFill>
-                    <a:blip r:embed="rId21"/>
-                    <a:stretch>
-                      <a:fillRect/>
-                    </a:stretch>
-                  </pic:blipFill>
-                  <pic:spPr>
-                    <a:xfrm>
-                      <a:off x="0" y="0"/>
-                      <a:ext cx="5940000" cy="3103650"/>
-                    </a:xfrm>
-                    <a:prstGeom prst="rect"/>
-                  </pic:spPr>
-                </pic:pic>
-              </a:graphicData>
-            </a:graphic>
-          </wp:inline>
-        </w:drawing>
       </w:r>
     </w:p>
     <w:p>
@@ -15726,7 +15491,7 @@
           <w:rFonts w:ascii="Segoe UI" w:hAnsi="Segoe UI" w:cs="Segoe UI"/>
           <w:color w:val="0F1115"/>
         </w:rPr>
-        <w:t> Проверьте все связи:</w:t>
+        <w:t xml:space="preserve"> Проверьте все связи:</w:t>
       </w:r>
     </w:p>
     <w:tbl>
@@ -17104,38 +16869,6 @@
           <w:rFonts w:ascii="Segoe UI" w:hAnsi="Segoe UI" w:cs="Segoe UI"/>
           <w:color w:val="0F1115"/>
         </w:rPr>
-        <w:drawing>
-          <wp:inline xmlns:a="http://schemas.openxmlformats.org/drawingml/2006/main" xmlns:pic="http://schemas.openxmlformats.org/drawingml/2006/picture">
-            <wp:extent cx="5940000" cy="3103650"/>
-            <wp:docPr id="8" name="Picture 8"/>
-            <wp:cNvGraphicFramePr>
-              <a:graphicFrameLocks noChangeAspect="1"/>
-            </wp:cNvGraphicFramePr>
-            <a:graphic>
-              <a:graphicData uri="http://schemas.openxmlformats.org/drawingml/2006/picture">
-                <pic:pic>
-                  <pic:nvPicPr>
-                    <pic:cNvPr id="0" name="5.1.png"/>
-                    <pic:cNvPicPr/>
-                  </pic:nvPicPr>
-                  <pic:blipFill>
-                    <a:blip r:embed="rId22"/>
-                    <a:stretch>
-                      <a:fillRect/>
-                    </a:stretch>
-                  </pic:blipFill>
-                  <pic:spPr>
-                    <a:xfrm>
-                      <a:off x="0" y="0"/>
-                      <a:ext cx="5940000" cy="3103650"/>
-                    </a:xfrm>
-                    <a:prstGeom prst="rect"/>
-                  </pic:spPr>
-                </pic:pic>
-              </a:graphicData>
-            </a:graphic>
-          </wp:inline>
-        </w:drawing>
       </w:r>
     </w:p>
     <w:p>
@@ -17161,7 +16894,7 @@
           <w:rFonts w:ascii="Segoe UI" w:hAnsi="Segoe UI" w:cs="Segoe UI"/>
           <w:color w:val="0F1115"/>
         </w:rPr>
-        <w:t> Проверьте, нет ли изолированных таблиц:</w:t>
+        <w:t xml:space="preserve"> Проверьте, нет ли изолированных таблиц:</w:t>
       </w:r>
     </w:p>
     <w:tbl>
@@ -18130,38 +17863,6 @@
           <w:rFonts w:ascii="Segoe UI" w:hAnsi="Segoe UI" w:cs="Segoe UI"/>
           <w:color w:val="0F1115"/>
         </w:rPr>
-        <w:drawing>
-          <wp:inline xmlns:a="http://schemas.openxmlformats.org/drawingml/2006/main" xmlns:pic="http://schemas.openxmlformats.org/drawingml/2006/picture">
-            <wp:extent cx="5940000" cy="3103650"/>
-            <wp:docPr id="9" name="Picture 9"/>
-            <wp:cNvGraphicFramePr>
-              <a:graphicFrameLocks noChangeAspect="1"/>
-            </wp:cNvGraphicFramePr>
-            <a:graphic>
-              <a:graphicData uri="http://schemas.openxmlformats.org/drawingml/2006/picture">
-                <pic:pic>
-                  <pic:nvPicPr>
-                    <pic:cNvPr id="0" name="5.2.png"/>
-                    <pic:cNvPicPr/>
-                  </pic:nvPicPr>
-                  <pic:blipFill>
-                    <a:blip r:embed="rId23"/>
-                    <a:stretch>
-                      <a:fillRect/>
-                    </a:stretch>
-                  </pic:blipFill>
-                  <pic:spPr>
-                    <a:xfrm>
-                      <a:off x="0" y="0"/>
-                      <a:ext cx="5940000" cy="3103650"/>
-                    </a:xfrm>
-                    <a:prstGeom prst="rect"/>
-                  </pic:spPr>
-                </pic:pic>
-              </a:graphicData>
-            </a:graphic>
-          </wp:inline>
-        </w:drawing>
       </w:r>
     </w:p>
     <w:p>
@@ -18209,7 +17910,7 @@
           <w:rFonts w:ascii="Segoe UI" w:hAnsi="Segoe UI" w:cs="Segoe UI"/>
           <w:color w:val="0F1115"/>
         </w:rPr>
-        <w:t> Сохраните файл </w:t>
+        <w:t xml:space="preserve"> Сохраните файл </w:t>
       </w:r>
       <w:r>
         <w:rPr>
@@ -18720,38 +18421,6 @@
           <w:rFonts w:ascii="Segoe UI" w:hAnsi="Segoe UI" w:cs="Segoe UI"/>
           <w:color w:val="0F1115"/>
         </w:rPr>
-        <w:drawing>
-          <wp:inline xmlns:a="http://schemas.openxmlformats.org/drawingml/2006/main" xmlns:pic="http://schemas.openxmlformats.org/drawingml/2006/picture">
-            <wp:extent cx="5940000" cy="3103650"/>
-            <wp:docPr id="10" name="Picture 10"/>
-            <wp:cNvGraphicFramePr>
-              <a:graphicFrameLocks noChangeAspect="1"/>
-            </wp:cNvGraphicFramePr>
-            <a:graphic>
-              <a:graphicData uri="http://schemas.openxmlformats.org/drawingml/2006/picture">
-                <pic:pic>
-                  <pic:nvPicPr>
-                    <pic:cNvPr id="0" name="6.1.png"/>
-                    <pic:cNvPicPr/>
-                  </pic:nvPicPr>
-                  <pic:blipFill>
-                    <a:blip r:embed="rId24"/>
-                    <a:stretch>
-                      <a:fillRect/>
-                    </a:stretch>
-                  </pic:blipFill>
-                  <pic:spPr>
-                    <a:xfrm>
-                      <a:off x="0" y="0"/>
-                      <a:ext cx="5940000" cy="3103650"/>
-                    </a:xfrm>
-                    <a:prstGeom prst="rect"/>
-                  </pic:spPr>
-                </pic:pic>
-              </a:graphicData>
-            </a:graphic>
-          </wp:inline>
-        </w:drawing>
       </w:r>
     </w:p>
     <w:p>
@@ -18777,7 +18446,7 @@
           <w:rFonts w:ascii="Segoe UI" w:hAnsi="Segoe UI" w:cs="Segoe UI"/>
           <w:color w:val="0F1115"/>
         </w:rPr>
-        <w:t> Экспортируйте в PDF</w:t>
+        <w:t xml:space="preserve"> Экспортируйте в PDF</w:t>
       </w:r>
     </w:p>
     <w:tbl>
@@ -19374,38 +19043,6 @@
           <w:rFonts w:ascii="Segoe UI" w:hAnsi="Segoe UI" w:cs="Segoe UI"/>
           <w:color w:val="0F1115"/>
         </w:rPr>
-        <w:drawing>
-          <wp:inline xmlns:a="http://schemas.openxmlformats.org/drawingml/2006/main" xmlns:pic="http://schemas.openxmlformats.org/drawingml/2006/picture">
-            <wp:extent cx="5940000" cy="3103650"/>
-            <wp:docPr id="11" name="Picture 11"/>
-            <wp:cNvGraphicFramePr>
-              <a:graphicFrameLocks noChangeAspect="1"/>
-            </wp:cNvGraphicFramePr>
-            <a:graphic>
-              <a:graphicData uri="http://schemas.openxmlformats.org/drawingml/2006/picture">
-                <pic:pic>
-                  <pic:nvPicPr>
-                    <pic:cNvPr id="0" name="6.2.png"/>
-                    <pic:cNvPicPr/>
-                  </pic:nvPicPr>
-                  <pic:blipFill>
-                    <a:blip r:embed="rId25"/>
-                    <a:stretch>
-                      <a:fillRect/>
-                    </a:stretch>
-                  </pic:blipFill>
-                  <pic:spPr>
-                    <a:xfrm>
-                      <a:off x="0" y="0"/>
-                      <a:ext cx="5940000" cy="3103650"/>
-                    </a:xfrm>
-                    <a:prstGeom prst="rect"/>
-                  </pic:spPr>
-                </pic:pic>
-              </a:graphicData>
-            </a:graphic>
-          </wp:inline>
-        </w:drawing>
       </w:r>
     </w:p>
     <w:p>
@@ -19431,7 +19068,7 @@
           <w:rFonts w:ascii="Segoe UI" w:hAnsi="Segoe UI" w:cs="Segoe UI"/>
           <w:color w:val="0F1115"/>
         </w:rPr>
-        <w:t> Проверьте PDF</w:t>
+        <w:t xml:space="preserve"> Проверьте PDF</w:t>
       </w:r>
     </w:p>
     <w:tbl>
@@ -20115,38 +19752,6 @@
           <w:rFonts w:ascii="Segoe UI" w:hAnsi="Segoe UI" w:cs="Segoe UI"/>
           <w:color w:val="0F1115"/>
         </w:rPr>
-        <w:drawing>
-          <wp:inline xmlns:a="http://schemas.openxmlformats.org/drawingml/2006/main" xmlns:pic="http://schemas.openxmlformats.org/drawingml/2006/picture">
-            <wp:extent cx="5940000" cy="4201351"/>
-            <wp:docPr id="12" name="Picture 12"/>
-            <wp:cNvGraphicFramePr>
-              <a:graphicFrameLocks noChangeAspect="1"/>
-            </wp:cNvGraphicFramePr>
-            <a:graphic>
-              <a:graphicData uri="http://schemas.openxmlformats.org/drawingml/2006/picture">
-                <pic:pic>
-                  <pic:nvPicPr>
-                    <pic:cNvPr id="0" name="6.3.png"/>
-                    <pic:cNvPicPr/>
-                  </pic:nvPicPr>
-                  <pic:blipFill>
-                    <a:blip r:embed="rId26"/>
-                    <a:stretch>
-                      <a:fillRect/>
-                    </a:stretch>
-                  </pic:blipFill>
-                  <pic:spPr>
-                    <a:xfrm>
-                      <a:off x="0" y="0"/>
-                      <a:ext cx="5940000" cy="4201351"/>
-                    </a:xfrm>
-                    <a:prstGeom prst="rect"/>
-                  </pic:spPr>
-                </pic:pic>
-              </a:graphicData>
-            </a:graphic>
-          </wp:inline>
-        </w:drawing>
       </w:r>
     </w:p>
     <w:p>
@@ -20194,7 +19799,7 @@
           <w:rFonts w:ascii="Segoe UI" w:hAnsi="Segoe UI" w:cs="Segoe UI"/>
           <w:color w:val="0F1115"/>
         </w:rPr>
-        <w:t> Проверьте свою ER-диаграмму</w:t>
+        <w:t xml:space="preserve"> Проверьте свою ER-диаграмму</w:t>
       </w:r>
     </w:p>
     <w:p>
@@ -20292,7 +19897,6 @@
                 <w:sz w:val="23"/>
                 <w:szCs w:val="23"/>
               </w:rPr>
-              <w:lastRenderedPageBreak/>
               <w:t>№</w:t>
             </w:r>
           </w:p>
@@ -21019,38 +20623,6 @@
           <w:rFonts w:ascii="Segoe UI" w:hAnsi="Segoe UI" w:cs="Segoe UI"/>
           <w:color w:val="0F1115"/>
         </w:rPr>
-        <w:drawing>
-          <wp:inline xmlns:a="http://schemas.openxmlformats.org/drawingml/2006/main" xmlns:pic="http://schemas.openxmlformats.org/drawingml/2006/picture">
-            <wp:extent cx="5940000" cy="3103650"/>
-            <wp:docPr id="13" name="Picture 13"/>
-            <wp:cNvGraphicFramePr>
-              <a:graphicFrameLocks noChangeAspect="1"/>
-            </wp:cNvGraphicFramePr>
-            <a:graphic>
-              <a:graphicData uri="http://schemas.openxmlformats.org/drawingml/2006/picture">
-                <pic:pic>
-                  <pic:nvPicPr>
-                    <pic:cNvPr id="0" name="7.1.png"/>
-                    <pic:cNvPicPr/>
-                  </pic:nvPicPr>
-                  <pic:blipFill>
-                    <a:blip r:embed="rId27"/>
-                    <a:stretch>
-                      <a:fillRect/>
-                    </a:stretch>
-                  </pic:blipFill>
-                  <pic:spPr>
-                    <a:xfrm>
-                      <a:off x="0" y="0"/>
-                      <a:ext cx="5940000" cy="3103650"/>
-                    </a:xfrm>
-                    <a:prstGeom prst="rect"/>
-                  </pic:spPr>
-                </pic:pic>
-              </a:graphicData>
-            </a:graphic>
-          </wp:inline>
-        </w:drawing>
       </w:r>
     </w:p>
     <w:p>
@@ -21076,7 +20648,7 @@
           <w:rFonts w:ascii="Segoe UI" w:hAnsi="Segoe UI" w:cs="Segoe UI"/>
           <w:color w:val="0F1115"/>
         </w:rPr>
-        <w:t> Сохраните свою ER-диаграмму</w:t>
+        <w:t xml:space="preserve"> Сохраните свою ER-диаграмму</w:t>
       </w:r>
     </w:p>
     <w:tbl>
@@ -21578,38 +21150,6 @@
           <w:rFonts w:ascii="Segoe UI" w:hAnsi="Segoe UI" w:cs="Segoe UI"/>
           <w:color w:val="0F1115"/>
         </w:rPr>
-        <w:drawing>
-          <wp:inline xmlns:a="http://schemas.openxmlformats.org/drawingml/2006/main" xmlns:pic="http://schemas.openxmlformats.org/drawingml/2006/picture">
-            <wp:extent cx="5940000" cy="3103650"/>
-            <wp:docPr id="14" name="Picture 14"/>
-            <wp:cNvGraphicFramePr>
-              <a:graphicFrameLocks noChangeAspect="1"/>
-            </wp:cNvGraphicFramePr>
-            <a:graphic>
-              <a:graphicData uri="http://schemas.openxmlformats.org/drawingml/2006/picture">
-                <pic:pic>
-                  <pic:nvPicPr>
-                    <pic:cNvPr id="0" name="7.2.png"/>
-                    <pic:cNvPicPr/>
-                  </pic:nvPicPr>
-                  <pic:blipFill>
-                    <a:blip r:embed="rId28"/>
-                    <a:stretch>
-                      <a:fillRect/>
-                    </a:stretch>
-                  </pic:blipFill>
-                  <pic:spPr>
-                    <a:xfrm>
-                      <a:off x="0" y="0"/>
-                      <a:ext cx="5940000" cy="3103650"/>
-                    </a:xfrm>
-                    <a:prstGeom prst="rect"/>
-                  </pic:spPr>
-                </pic:pic>
-              </a:graphicData>
-            </a:graphic>
-          </wp:inline>
-        </w:drawing>
       </w:r>
     </w:p>
     <w:p>
@@ -21649,7 +21189,6 @@
           <w:rFonts w:ascii="Segoe UI" w:hAnsi="Segoe UI" w:cs="Segoe UI"/>
           <w:color w:val="0F1115"/>
         </w:rPr>
-        <w:lastRenderedPageBreak/>
         <w:t>Уровень 1 (базовый)</w:t>
       </w:r>
     </w:p>
@@ -21676,7 +21215,7 @@
           <w:rFonts w:ascii="Segoe UI" w:hAnsi="Segoe UI" w:cs="Segoe UI"/>
           <w:color w:val="0F1115"/>
         </w:rPr>
-        <w:t> Проверьте ER-диаграмму:</w:t>
+        <w:t xml:space="preserve"> Проверьте ER-диаграмму:</w:t>
       </w:r>
     </w:p>
     <w:p>
@@ -22240,38 +21779,6 @@
           <w:rFonts w:ascii="Segoe UI" w:hAnsi="Segoe UI" w:cs="Segoe UI"/>
           <w:color w:val="0F1115"/>
         </w:rPr>
-        <w:drawing>
-          <wp:inline xmlns:a="http://schemas.openxmlformats.org/drawingml/2006/main" xmlns:pic="http://schemas.openxmlformats.org/drawingml/2006/picture">
-            <wp:extent cx="5940000" cy="3103650"/>
-            <wp:docPr id="15" name="Picture 15"/>
-            <wp:cNvGraphicFramePr>
-              <a:graphicFrameLocks noChangeAspect="1"/>
-            </wp:cNvGraphicFramePr>
-            <a:graphic>
-              <a:graphicData uri="http://schemas.openxmlformats.org/drawingml/2006/picture">
-                <pic:pic>
-                  <pic:nvPicPr>
-                    <pic:cNvPr id="0" name="8.1.png"/>
-                    <pic:cNvPicPr/>
-                  </pic:nvPicPr>
-                  <pic:blipFill>
-                    <a:blip r:embed="rId29"/>
-                    <a:stretch>
-                      <a:fillRect/>
-                    </a:stretch>
-                  </pic:blipFill>
-                  <pic:spPr>
-                    <a:xfrm>
-                      <a:off x="0" y="0"/>
-                      <a:ext cx="5940000" cy="3103650"/>
-                    </a:xfrm>
-                    <a:prstGeom prst="rect"/>
-                  </pic:spPr>
-                </pic:pic>
-              </a:graphicData>
-            </a:graphic>
-          </wp:inline>
-        </w:drawing>
       </w:r>
     </w:p>
     <w:p>
@@ -22315,7 +21822,7 @@
           <w:rFonts w:ascii="Segoe UI" w:hAnsi="Segoe UI" w:cs="Segoe UI"/>
           <w:color w:val="0F1115"/>
         </w:rPr>
-        <w:t> Проверьте ER-диаграмму:</w:t>
+        <w:t xml:space="preserve"> Проверьте ER-диаграмму:</w:t>
       </w:r>
     </w:p>
     <w:p>
@@ -23028,38 +22535,6 @@
           <w:rFonts w:ascii="Segoe UI" w:hAnsi="Segoe UI" w:cs="Segoe UI"/>
           <w:color w:val="0F1115"/>
         </w:rPr>
-        <w:drawing>
-          <wp:inline xmlns:a="http://schemas.openxmlformats.org/drawingml/2006/main" xmlns:pic="http://schemas.openxmlformats.org/drawingml/2006/picture">
-            <wp:extent cx="5940000" cy="3103650"/>
-            <wp:docPr id="16" name="Picture 16"/>
-            <wp:cNvGraphicFramePr>
-              <a:graphicFrameLocks noChangeAspect="1"/>
-            </wp:cNvGraphicFramePr>
-            <a:graphic>
-              <a:graphicData uri="http://schemas.openxmlformats.org/drawingml/2006/picture">
-                <pic:pic>
-                  <pic:nvPicPr>
-                    <pic:cNvPr id="0" name="8.2.png"/>
-                    <pic:cNvPicPr/>
-                  </pic:nvPicPr>
-                  <pic:blipFill>
-                    <a:blip r:embed="rId30"/>
-                    <a:stretch>
-                      <a:fillRect/>
-                    </a:stretch>
-                  </pic:blipFill>
-                  <pic:spPr>
-                    <a:xfrm>
-                      <a:off x="0" y="0"/>
-                      <a:ext cx="5940000" cy="3103650"/>
-                    </a:xfrm>
-                    <a:prstGeom prst="rect"/>
-                  </pic:spPr>
-                </pic:pic>
-              </a:graphicData>
-            </a:graphic>
-          </wp:inline>
-        </w:drawing>
       </w:r>
     </w:p>
     <w:p>
@@ -23103,7 +22578,7 @@
           <w:rFonts w:ascii="Segoe UI" w:hAnsi="Segoe UI" w:cs="Segoe UI"/>
           <w:color w:val="0F1115"/>
         </w:rPr>
-        <w:t> Проверьте ER-диаграмму:</w:t>
+        <w:t xml:space="preserve"> Проверьте ER-диаграмму:</w:t>
       </w:r>
     </w:p>
     <w:p>
@@ -24060,38 +23535,6 @@
           <w:rFonts w:ascii="Segoe UI" w:hAnsi="Segoe UI" w:cs="Segoe UI"/>
           <w:color w:val="0F1115"/>
         </w:rPr>
-        <w:drawing>
-          <wp:inline xmlns:a="http://schemas.openxmlformats.org/drawingml/2006/main" xmlns:pic="http://schemas.openxmlformats.org/drawingml/2006/picture">
-            <wp:extent cx="5940000" cy="3103650"/>
-            <wp:docPr id="17" name="Picture 17"/>
-            <wp:cNvGraphicFramePr>
-              <a:graphicFrameLocks noChangeAspect="1"/>
-            </wp:cNvGraphicFramePr>
-            <a:graphic>
-              <a:graphicData uri="http://schemas.openxmlformats.org/drawingml/2006/picture">
-                <pic:pic>
-                  <pic:nvPicPr>
-                    <pic:cNvPr id="0" name="8.3.png"/>
-                    <pic:cNvPicPr/>
-                  </pic:nvPicPr>
-                  <pic:blipFill>
-                    <a:blip r:embed="rId31"/>
-                    <a:stretch>
-                      <a:fillRect/>
-                    </a:stretch>
-                  </pic:blipFill>
-                  <pic:spPr>
-                    <a:xfrm>
-                      <a:off x="0" y="0"/>
-                      <a:ext cx="5940000" cy="3103650"/>
-                    </a:xfrm>
-                    <a:prstGeom prst="rect"/>
-                  </pic:spPr>
-                </pic:pic>
-              </a:graphicData>
-            </a:graphic>
-          </wp:inline>
-        </w:drawing>
       </w:r>
     </w:p>
     <w:p>
@@ -24139,7 +23582,7 @@
           <w:rFonts w:ascii="Segoe UI" w:hAnsi="Segoe UI" w:cs="Segoe UI"/>
           <w:color w:val="0F1115"/>
         </w:rPr>
-        <w:t> Придумайте ER-диаграмму с ошибкой и обоснуйте, что не так.</w:t>
+        <w:t xml:space="preserve"> Придумайте ER-диаграмму с ошибкой и обоснуйте, что не так.</w:t>
       </w:r>
     </w:p>
     <w:p>
@@ -24325,38 +23768,6 @@
           <w:rFonts w:ascii="Segoe UI" w:hAnsi="Segoe UI" w:cs="Segoe UI"/>
           <w:color w:val="0F1115"/>
         </w:rPr>
-        <w:drawing>
-          <wp:inline xmlns:a="http://schemas.openxmlformats.org/drawingml/2006/main" xmlns:pic="http://schemas.openxmlformats.org/drawingml/2006/picture">
-            <wp:extent cx="5940000" cy="3103650"/>
-            <wp:docPr id="18" name="Picture 18"/>
-            <wp:cNvGraphicFramePr>
-              <a:graphicFrameLocks noChangeAspect="1"/>
-            </wp:cNvGraphicFramePr>
-            <a:graphic>
-              <a:graphicData uri="http://schemas.openxmlformats.org/drawingml/2006/picture">
-                <pic:pic>
-                  <pic:nvPicPr>
-                    <pic:cNvPr id="0" name="9.1.png"/>
-                    <pic:cNvPicPr/>
-                  </pic:nvPicPr>
-                  <pic:blipFill>
-                    <a:blip r:embed="rId32"/>
-                    <a:stretch>
-                      <a:fillRect/>
-                    </a:stretch>
-                  </pic:blipFill>
-                  <pic:spPr>
-                    <a:xfrm>
-                      <a:off x="0" y="0"/>
-                      <a:ext cx="5940000" cy="3103650"/>
-                    </a:xfrm>
-                    <a:prstGeom prst="rect"/>
-                  </pic:spPr>
-                </pic:pic>
-              </a:graphicData>
-            </a:graphic>
-          </wp:inline>
-        </w:drawing>
       </w:r>
     </w:p>
     <w:p>
@@ -24615,7 +24026,6 @@
           <w:rFonts w:ascii="Segoe UI" w:hAnsi="Segoe UI" w:cs="Segoe UI"/>
           <w:color w:val="0F1115"/>
         </w:rPr>
-        <w:lastRenderedPageBreak/>
         <w:t>6. Какие свойства у FK?</w:t>
       </w:r>
     </w:p>
@@ -25900,7 +25310,6 @@
                 <w:sz w:val="23"/>
                 <w:szCs w:val="23"/>
               </w:rPr>
-              <w:lastRenderedPageBreak/>
               <w:t>2</w:t>
             </w:r>
           </w:p>
@@ -26217,7 +25626,7 @@
                 <w:sz w:val="23"/>
                 <w:szCs w:val="23"/>
               </w:rPr>
-              <w:t>Сохранили </w:t>
+              <w:t xml:space="preserve">Сохранили </w:t>
             </w:r>
             <w:r>
               <w:rPr>
@@ -27012,6 +26421,9 @@
                 <w:szCs w:val="23"/>
               </w:rPr>
             </w:pPr>
+            <w:r>
+              <w:t>2</w:t>
+            </w:r>
           </w:p>
         </w:tc>
       </w:tr>
@@ -27130,6 +26542,9 @@
                 <w:szCs w:val="23"/>
               </w:rPr>
             </w:pPr>
+            <w:r>
+              <w:t>2</w:t>
+            </w:r>
           </w:p>
         </w:tc>
       </w:tr>
@@ -27161,7 +26576,6 @@
                 <w:sz w:val="23"/>
                 <w:szCs w:val="23"/>
               </w:rPr>
-              <w:lastRenderedPageBreak/>
               <w:t>3</w:t>
             </w:r>
           </w:p>
@@ -27249,6 +26663,9 @@
                 <w:szCs w:val="23"/>
               </w:rPr>
             </w:pPr>
+            <w:r>
+              <w:t>2</w:t>
+            </w:r>
           </w:p>
         </w:tc>
       </w:tr>
@@ -27367,6 +26784,9 @@
                 <w:szCs w:val="23"/>
               </w:rPr>
             </w:pPr>
+            <w:r>
+              <w:t>2</w:t>
+            </w:r>
           </w:p>
         </w:tc>
       </w:tr>
@@ -27437,7 +26857,7 @@
                 <w:sz w:val="23"/>
                 <w:szCs w:val="23"/>
               </w:rPr>
-              <w:t> сохранён</w:t>
+              <w:t xml:space="preserve"> сохранён</w:t>
             </w:r>
           </w:p>
         </w:tc>
@@ -27493,6 +26913,9 @@
                 <w:szCs w:val="23"/>
               </w:rPr>
             </w:pPr>
+            <w:r>
+              <w:t>2</w:t>
+            </w:r>
           </w:p>
         </w:tc>
       </w:tr>
@@ -27611,6 +27034,9 @@
                 <w:szCs w:val="23"/>
               </w:rPr>
             </w:pPr>
+            <w:r>
+              <w:t>2</w:t>
+            </w:r>
           </w:p>
         </w:tc>
       </w:tr>
@@ -27729,6 +27155,9 @@
                 <w:szCs w:val="23"/>
               </w:rPr>
             </w:pPr>
+            <w:r>
+              <w:t>2</w:t>
+            </w:r>
           </w:p>
         </w:tc>
       </w:tr>
@@ -27847,6 +27276,9 @@
                 <w:szCs w:val="23"/>
               </w:rPr>
             </w:pPr>
+            <w:r>
+              <w:t>2</w:t>
+            </w:r>
           </w:p>
         </w:tc>
       </w:tr>
@@ -27965,6 +27397,9 @@
                 <w:szCs w:val="23"/>
               </w:rPr>
             </w:pPr>
+            <w:r>
+              <w:t>2</w:t>
+            </w:r>
           </w:p>
         </w:tc>
       </w:tr>
@@ -28083,6 +27518,9 @@
                 <w:szCs w:val="23"/>
               </w:rPr>
             </w:pPr>
+            <w:r>
+              <w:t>2</w:t>
+            </w:r>
           </w:p>
         </w:tc>
       </w:tr>
@@ -28201,6 +27639,9 @@
                 <w:szCs w:val="23"/>
               </w:rPr>
             </w:pPr>
+            <w:r>
+              <w:t>2</w:t>
+            </w:r>
           </w:p>
         </w:tc>
       </w:tr>
@@ -28319,6 +27760,9 @@
                 <w:szCs w:val="23"/>
               </w:rPr>
             </w:pPr>
+            <w:r>
+              <w:t>2</w:t>
+            </w:r>
           </w:p>
         </w:tc>
       </w:tr>
@@ -28431,6 +27875,9 @@
                 <w:szCs w:val="23"/>
               </w:rPr>
             </w:pPr>
+            <w:r>
+              <w:t>24</w:t>
+            </w:r>
           </w:p>
         </w:tc>
       </w:tr>
@@ -28622,7 +28069,7 @@
           <w:rFonts w:ascii="Segoe UI" w:hAnsi="Segoe UI" w:cs="Segoe UI"/>
           <w:color w:val="0F1115"/>
         </w:rPr>
-        <w:t> </w:t>
+        <w:t xml:space="preserve"> </w:t>
       </w:r>
       <w:r>
         <w:rPr>
@@ -28650,7 +28097,6 @@
           <w:rFonts w:ascii="Segoe UI" w:hAnsi="Segoe UI" w:cs="Segoe UI"/>
           <w:color w:val="0F1115"/>
         </w:rPr>
-        <w:lastRenderedPageBreak/>
         <w:t>Что выложить после пары:</w:t>
       </w:r>
     </w:p>
@@ -30147,7 +29593,6 @@
                 <w:sz w:val="23"/>
                 <w:szCs w:val="23"/>
               </w:rPr>
-              <w:lastRenderedPageBreak/>
               <w:t>5</w:t>
             </w:r>
           </w:p>
@@ -30988,7 +30433,6 @@
                 <w:sz w:val="23"/>
                 <w:szCs w:val="23"/>
               </w:rPr>
-              <w:lastRenderedPageBreak/>
               <w:t>№</w:t>
             </w:r>
           </w:p>
@@ -32064,7 +31508,6 @@
                 <w:sz w:val="23"/>
                 <w:szCs w:val="23"/>
               </w:rPr>
-              <w:lastRenderedPageBreak/>
               <w:t>2</w:t>
             </w:r>
           </w:p>
@@ -33209,7 +32652,7 @@
                 <w:sz w:val="23"/>
                 <w:szCs w:val="23"/>
               </w:rPr>
-              <w:t> сохранён</w:t>
+              <w:t xml:space="preserve"> сохранён</w:t>
             </w:r>
           </w:p>
         </w:tc>
@@ -33558,7 +33001,6 @@
                 <w:sz w:val="23"/>
                 <w:szCs w:val="23"/>
               </w:rPr>
-              <w:lastRenderedPageBreak/>
               <w:t>9</w:t>
             </w:r>
           </w:p>
@@ -33935,7 +33377,7 @@
           <w:rFonts w:ascii="Segoe UI" w:hAnsi="Segoe UI" w:cs="Segoe UI"/>
           <w:color w:val="0F1115"/>
         </w:rPr>
-        <w:t> _________________</w:t>
+        <w:t xml:space="preserve"> _________________</w:t>
       </w:r>
       <w:r>
         <w:rPr>
@@ -33957,7 +33399,7 @@
           <w:rFonts w:ascii="Segoe UI" w:hAnsi="Segoe UI" w:cs="Segoe UI"/>
           <w:color w:val="0F1115"/>
         </w:rPr>
-        <w:t> _________________</w:t>
+        <w:t xml:space="preserve"> _________________</w:t>
       </w:r>
       <w:r>
         <w:rPr>
@@ -33979,7 +33421,7 @@
           <w:rFonts w:ascii="Segoe UI" w:hAnsi="Segoe UI" w:cs="Segoe UI"/>
           <w:color w:val="0F1115"/>
         </w:rPr>
-        <w:t> «___» __________ 2026 г.</w:t>
+        <w:t xml:space="preserve"> «___» __________ 2026 г.</w:t>
       </w:r>
     </w:p>
     <w:p>
@@ -34032,7 +33474,7 @@
           <w:rFonts w:ascii="Segoe UI" w:hAnsi="Segoe UI" w:cs="Segoe UI"/>
           <w:color w:val="0F1115"/>
         </w:rPr>
-        <w:t>Официальная документация PostgreSQL 18: </w:t>
+        <w:t xml:space="preserve">Официальная документация PostgreSQL 18: </w:t>
       </w:r>
       <w:hyperlink r:id="rId10" w:tgtFrame="_blank" w:history="1">
         <w:r>
@@ -34065,7 +33507,7 @@
           <w:rFonts w:ascii="Segoe UI" w:hAnsi="Segoe UI" w:cs="Segoe UI"/>
           <w:color w:val="0F1115"/>
         </w:rPr>
-        <w:t>Официальный сайт </w:t>
+        <w:t xml:space="preserve">Официальный сайт </w:t>
       </w:r>
       <w:hyperlink r:id="rId11" w:tgtFrame="_blank" w:history="1">
         <w:r>
@@ -34083,7 +33525,7 @@
           <w:rFonts w:ascii="Segoe UI" w:hAnsi="Segoe UI" w:cs="Segoe UI"/>
           <w:color w:val="0F1115"/>
         </w:rPr>
-        <w:t>: </w:t>
+        <w:t xml:space="preserve">: </w:t>
       </w:r>
       <w:hyperlink r:id="rId12" w:tgtFrame="_blank" w:history="1">
         <w:r>
@@ -34191,7 +33633,7 @@
           <w:rFonts w:ascii="Segoe UI" w:hAnsi="Segoe UI" w:cs="Segoe UI"/>
           <w:color w:val="0F1115"/>
         </w:rPr>
-        <w:t> _________________ / _______________</w:t>
+        <w:t xml:space="preserve"> _________________ / _______________</w:t>
       </w:r>
       <w:r>
         <w:rPr>
@@ -34213,7 +33655,7 @@
           <w:rFonts w:ascii="Segoe UI" w:hAnsi="Segoe UI" w:cs="Segoe UI"/>
           <w:color w:val="0F1115"/>
         </w:rPr>
-        <w:t> «___» __________ 2026 г.</w:t>
+        <w:t xml:space="preserve"> «___» __________ 2026 г.</w:t>
       </w:r>
     </w:p>
     <w:p/>
